--- a/assets/legal-templates/expenses-and-per-diem-policy.docx
+++ b/assets/legal-templates/expenses-and-per-diem-policy.docx
@@ -19,7 +19,7 @@
             <wp:extent cx="7562850" cy="10696575"/>
             <wp:effectExtent t="0" r="0" b="0" l="0"/>
             <wp:wrapNone/>
-            <wp:docPr id="33" name="" descr="" title=""/>
+            <wp:docPr id="35" name="" descr="" title=""/>
             <wp:cNvGraphicFramePr>
               <a:graphicFrameLocks xmlns:a="http://schemas.openxmlformats.org/drawingml/2006/main" noChangeAspect="1"/>
             </wp:cNvGraphicFramePr>
@@ -7465,7 +7465,7 @@
           <w:sz w:val="20"/>
           <w:szCs w:val="20"/>
         </w:rPr>
-        <w:t xml:space="preserve">Expense claims rely on trust. Claiming for costs you did not incur, inflating amounts, claiming the same cost twice, altering receipts, claiming a per diem when meals were provided, or recording participants who did not attend are all fraud. We treat them under our Fraud, Bribery and Corruption Policy and Procedure and our disciplinary procedure, and we may report them to the authorities and recover the money. If you make a genuine mistake, tell </w:t>
+        <w:t xml:space="preserve">Expense claims rely on trust. Claiming for costs you did not incur, inflating amounts, claiming the same cost twice, altering receipts, claiming a per diem when meals were provided, or recording participants who did not attend are all fraud. We treat them under our Fraud, Bribery and Corruption Policy and Procedure and our Disciplinary and Grievance Procedure, and we may report them to the authorities and recover the money. If you make a genuine mistake, tell </w:t>
       </w:r>
       <w:r>
         <w:rPr>
@@ -8910,7 +8910,7 @@
           <w:sz w:val="20"/>
           <w:szCs w:val="20"/>
         </w:rPr>
-        <w:t xml:space="preserve">Costs that do not follow this policy may not be reimbursed, or may have to be repaid. Repeated or deliberate breaches are dealt with under our disciplinary procedure. Suspected fraud is handled under our Fraud, Bribery and Corruption Policy and Procedure. Anyone can raise a concern through our Whistleblowing Policy and Procedure.</w:t>
+        <w:t xml:space="preserve">Costs that do not follow this policy may not be reimbursed, or may have to be repaid. Repeated or deliberate breaches are dealt with under our Disciplinary and Grievance Procedure. Suspected fraud is handled under our Fraud, Bribery and Corruption Policy and Procedure. Anyone can raise a concern through our Whistleblowing Policy and Procedure.</w:t>
       </w:r>
     </w:p>
     <w:p>
@@ -13115,7 +13115,7 @@
         <wp:inline distT="0" distB="0" distL="0" distR="0">
           <wp:extent cx="1333500" cy="204788"/>
           <wp:effectExtent t="0" r="0" b="0" l="0"/>
-          <wp:docPr id="34" name="" descr="" title=""/>
+          <wp:docPr id="36" name="" descr="" title=""/>
           <wp:cNvGraphicFramePr>
             <a:graphicFrameLocks xmlns:a="http://schemas.openxmlformats.org/drawingml/2006/main" noChangeAspect="1"/>
           </wp:cNvGraphicFramePr>

--- a/assets/legal-templates/expenses-and-per-diem-policy.docx
+++ b/assets/legal-templates/expenses-and-per-diem-policy.docx
@@ -19,7 +19,7 @@
             <wp:extent cx="7562850" cy="10696575"/>
             <wp:effectExtent t="0" r="0" b="0" l="0"/>
             <wp:wrapNone/>
-            <wp:docPr id="35" name="" descr="" title=""/>
+            <wp:docPr id="43" name="" descr="" title=""/>
             <wp:cNvGraphicFramePr>
               <a:graphicFrameLocks xmlns:a="http://schemas.openxmlformats.org/drawingml/2006/main" noChangeAspect="1"/>
             </wp:cNvGraphicFramePr>
@@ -74,7 +74,7 @@
     </w:p>
     <w:p>
       <w:pPr>
-        <w:spacing w:after="300"/>
+        <w:spacing w:after="360" w:line="360" w:lineRule="atLeast"/>
       </w:pPr>
       <w:r>
         <w:rPr>
@@ -91,7 +91,7 @@
     </w:p>
     <w:p>
       <w:pPr>
-        <w:spacing w:after="280" w:before="240" w:line="260"/>
+        <w:spacing w:after="280" w:before="120" w:line="920" w:lineRule="atLeast"/>
       </w:pPr>
       <w:r>
         <w:rPr>
@@ -13042,7 +13042,7 @@
         <w:sz w:val="14"/>
         <w:szCs w:val="14"/>
       </w:rPr>
-      <w:t xml:space="preserve">  |  Expenses and Per Diem Policy  |  Version [1.0]  |  From a Method into Impact template</w:t>
+      <w:t xml:space="preserve">  |  Expenses and Per Diem Policy  |  Version [1.0]  |  Method into Impact template, edition 2026-10</w:t>
     </w:r>
     <w:r>
       <w:rPr>
@@ -13115,7 +13115,7 @@
         <wp:inline distT="0" distB="0" distL="0" distR="0">
           <wp:extent cx="1333500" cy="204788"/>
           <wp:effectExtent t="0" r="0" b="0" l="0"/>
-          <wp:docPr id="36" name="" descr="" title=""/>
+          <wp:docPr id="44" name="" descr="" title=""/>
           <wp:cNvGraphicFramePr>
             <a:graphicFrameLocks xmlns:a="http://schemas.openxmlformats.org/drawingml/2006/main" noChangeAspect="1"/>
           </wp:cNvGraphicFramePr>

--- a/assets/legal-templates/expenses-and-per-diem-policy.docx
+++ b/assets/legal-templates/expenses-and-per-diem-policy.docx
@@ -1106,7 +1106,7 @@
                 <w:sz w:val="16"/>
                 <w:szCs w:val="16"/>
               </w:rPr>
-              <w:t xml:space="preserve">This is a template, not legal advice. It is a general starting point written for small purpose-led organisations working in different countries. Laws, regulators and funders differ, and they change. Method into Impact does not guarantee that this template is complete, current or suitable for your circumstances, and using it does not create an adviser–client relationship. You are responsible for adapting it, getting local advice and approving the final version. Licensed for use within one organisation; please do not resell or republish it.</w:t>
+              <w:t xml:space="preserve">This is a template, not legal advice. It is a general starting point written for small purpose-led organisations and entrepreneurs working in different countries. Laws, regulators and funders differ, and they change. Method into Impact does not guarantee that this template is complete, current or suitable for your circumstances, and using it does not create an adviser–client relationship. You are responsible for adapting it, getting local advice and approving the final version. Licensed for use within one organisation; please do not resell or republish it.</w:t>
             </w:r>
           </w:p>
         </w:tc>
